--- a/templates/act_installed_meter_ct.docx
+++ b/templates/act_installed_meter_ct.docx
@@ -605,7 +605,35 @@
           <w:sz w:val="24"/>
           <w:szCs w:val="24"/>
         </w:rPr>
-        <w:t xml:space="preserve">Произведена установка трансформаторов тока и прибора учета на стороне </w:t>
+        <w:t xml:space="preserve">Произведена </w:t>
+      </w:r>
+      <w:r>
+        <w:rPr>
+          <w:sz w:val="24"/>
+          <w:szCs w:val="24"/>
+        </w:rPr>
+        <w:t xml:space="preserve">работа по </w:t>
+      </w:r>
+      <w:r>
+        <w:rPr>
+          <w:sz w:val="24"/>
+          <w:szCs w:val="24"/>
+        </w:rPr>
+        <w:t>установк</w:t>
+      </w:r>
+      <w:r>
+        <w:rPr>
+          <w:sz w:val="24"/>
+          <w:szCs w:val="24"/>
+        </w:rPr>
+        <w:t>е</w:t>
+      </w:r>
+      <w:r>
+        <w:rPr>
+          <w:sz w:val="24"/>
+          <w:szCs w:val="24"/>
+        </w:rPr>
+        <w:t xml:space="preserve"> трансформаторов тока и прибора учета на стороне </w:t>
       </w:r>
       <w:r>
         <w:rPr>

--- a/templates/act_installed_meter_ct.docx
+++ b/templates/act_installed_meter_ct.docx
@@ -767,12 +767,14 @@
             <w:pPr>
               <w:jc w:val="center"/>
               <w:rPr>
-                <w:sz w:val="20"/>
-              </w:rPr>
-            </w:pPr>
-            <w:r>
-              <w:rPr>
-                <w:sz w:val="20"/>
+                <w:sz w:val="24"/>
+                <w:szCs w:val="24"/>
+              </w:rPr>
+            </w:pPr>
+            <w:r>
+              <w:rPr>
+                <w:sz w:val="24"/>
+                <w:szCs w:val="24"/>
               </w:rPr>
               <w:t>Тип прибора учета</w:t>
             </w:r>
@@ -794,12 +796,14 @@
             <w:pPr>
               <w:jc w:val="center"/>
               <w:rPr>
-                <w:sz w:val="20"/>
-              </w:rPr>
-            </w:pPr>
-            <w:r>
-              <w:rPr>
-                <w:sz w:val="20"/>
+                <w:sz w:val="24"/>
+                <w:szCs w:val="24"/>
+              </w:rPr>
+            </w:pPr>
+            <w:r>
+              <w:rPr>
+                <w:sz w:val="24"/>
+                <w:szCs w:val="24"/>
               </w:rPr>
               <w:t>Заводской номер</w:t>
             </w:r>
@@ -822,12 +826,14 @@
             <w:pPr>
               <w:jc w:val="center"/>
               <w:rPr>
-                <w:sz w:val="20"/>
-              </w:rPr>
-            </w:pPr>
-            <w:r>
-              <w:rPr>
-                <w:sz w:val="20"/>
+                <w:sz w:val="24"/>
+                <w:szCs w:val="24"/>
+              </w:rPr>
+            </w:pPr>
+            <w:r>
+              <w:rPr>
+                <w:sz w:val="24"/>
+                <w:szCs w:val="24"/>
               </w:rPr>
               <w:t>Показания</w:t>
             </w:r>
@@ -849,12 +855,14 @@
             <w:pPr>
               <w:jc w:val="center"/>
               <w:rPr>
-                <w:sz w:val="20"/>
-              </w:rPr>
-            </w:pPr>
-            <w:r>
-              <w:rPr>
-                <w:sz w:val="20"/>
+                <w:sz w:val="24"/>
+                <w:szCs w:val="24"/>
+              </w:rPr>
+            </w:pPr>
+            <w:r>
+              <w:rPr>
+                <w:sz w:val="24"/>
+                <w:szCs w:val="24"/>
               </w:rPr>
               <w:t>Класс точности</w:t>
             </w:r>
@@ -876,12 +884,14 @@
             <w:pPr>
               <w:jc w:val="center"/>
               <w:rPr>
-                <w:sz w:val="20"/>
-              </w:rPr>
-            </w:pPr>
-            <w:r>
-              <w:rPr>
-                <w:sz w:val="20"/>
+                <w:sz w:val="24"/>
+                <w:szCs w:val="24"/>
+              </w:rPr>
+            </w:pPr>
+            <w:r>
+              <w:rPr>
+                <w:sz w:val="24"/>
+                <w:szCs w:val="24"/>
               </w:rPr>
               <w:t>Год поверки</w:t>
             </w:r>
@@ -1465,9 +1475,22 @@
                 <w:sz w:val="24"/>
                 <w:szCs w:val="24"/>
               </w:rPr>
-              <w:t>Наименование</w:t>
-            </w:r>
-          </w:p>
+              <w:t>Наименование фазы</w:t>
+            </w:r>
+          </w:p>
+        </w:tc>
+        <w:tc>
+          <w:tcPr>
+            <w:tcW w:w="1238" w:type="dxa"/>
+            <w:tcBorders>
+              <w:top w:val="single" w:sz="4" w:space="0" w:color="auto"/>
+              <w:left w:val="single" w:sz="4" w:space="0" w:color="auto"/>
+              <w:bottom w:val="single" w:sz="4" w:space="0" w:color="auto"/>
+              <w:right w:val="single" w:sz="4" w:space="0" w:color="auto"/>
+            </w:tcBorders>
+            <w:vAlign w:val="center"/>
+            <w:hideMark/>
+          </w:tcPr>
           <w:p>
             <w:pPr>
               <w:jc w:val="center"/>
@@ -1481,13 +1504,13 @@
                 <w:sz w:val="24"/>
                 <w:szCs w:val="24"/>
               </w:rPr>
-              <w:t xml:space="preserve"> фазы</w:t>
-            </w:r>
-          </w:p>
-        </w:tc>
-        <w:tc>
-          <w:tcPr>
-            <w:tcW w:w="1238" w:type="dxa"/>
+              <w:t>Ктт</w:t>
+            </w:r>
+          </w:p>
+        </w:tc>
+        <w:tc>
+          <w:tcPr>
+            <w:tcW w:w="2470" w:type="dxa"/>
             <w:tcBorders>
               <w:top w:val="single" w:sz="4" w:space="0" w:color="auto"/>
               <w:left w:val="single" w:sz="4" w:space="0" w:color="auto"/>
@@ -1510,13 +1533,13 @@
                 <w:sz w:val="24"/>
                 <w:szCs w:val="24"/>
               </w:rPr>
-              <w:t>Ктт</w:t>
-            </w:r>
-          </w:p>
-        </w:tc>
-        <w:tc>
-          <w:tcPr>
-            <w:tcW w:w="2470" w:type="dxa"/>
+              <w:t>Тип ТТ</w:t>
+            </w:r>
+          </w:p>
+        </w:tc>
+        <w:tc>
+          <w:tcPr>
+            <w:tcW w:w="3186" w:type="dxa"/>
             <w:tcBorders>
               <w:top w:val="single" w:sz="4" w:space="0" w:color="auto"/>
               <w:left w:val="single" w:sz="4" w:space="0" w:color="auto"/>
@@ -1539,13 +1562,13 @@
                 <w:sz w:val="24"/>
                 <w:szCs w:val="24"/>
               </w:rPr>
-              <w:t>Тип ТТ</w:t>
-            </w:r>
-          </w:p>
-        </w:tc>
-        <w:tc>
-          <w:tcPr>
-            <w:tcW w:w="3186" w:type="dxa"/>
+              <w:t>Заводской номер</w:t>
+            </w:r>
+          </w:p>
+        </w:tc>
+        <w:tc>
+          <w:tcPr>
+            <w:tcW w:w="2130" w:type="dxa"/>
             <w:tcBorders>
               <w:top w:val="single" w:sz="4" w:space="0" w:color="auto"/>
               <w:left w:val="single" w:sz="4" w:space="0" w:color="auto"/>
@@ -1568,52 +1591,7 @@
                 <w:sz w:val="24"/>
                 <w:szCs w:val="24"/>
               </w:rPr>
-              <w:t>Заводской номер</w:t>
-            </w:r>
-          </w:p>
-        </w:tc>
-        <w:tc>
-          <w:tcPr>
-            <w:tcW w:w="2130" w:type="dxa"/>
-            <w:tcBorders>
-              <w:top w:val="single" w:sz="4" w:space="0" w:color="auto"/>
-              <w:left w:val="single" w:sz="4" w:space="0" w:color="auto"/>
-              <w:bottom w:val="single" w:sz="4" w:space="0" w:color="auto"/>
-              <w:right w:val="single" w:sz="4" w:space="0" w:color="auto"/>
-            </w:tcBorders>
-            <w:vAlign w:val="center"/>
-            <w:hideMark/>
-          </w:tcPr>
-          <w:p>
-            <w:pPr>
-              <w:jc w:val="center"/>
-              <w:rPr>
-                <w:sz w:val="24"/>
-                <w:szCs w:val="24"/>
-              </w:rPr>
-            </w:pPr>
-            <w:r>
-              <w:rPr>
-                <w:sz w:val="24"/>
-                <w:szCs w:val="24"/>
-              </w:rPr>
-              <w:t>Класс</w:t>
-            </w:r>
-          </w:p>
-          <w:p>
-            <w:pPr>
-              <w:jc w:val="center"/>
-              <w:rPr>
-                <w:sz w:val="24"/>
-                <w:szCs w:val="24"/>
-              </w:rPr>
-            </w:pPr>
-            <w:r>
-              <w:rPr>
-                <w:sz w:val="24"/>
-                <w:szCs w:val="24"/>
-              </w:rPr>
-              <w:t xml:space="preserve"> точности</w:t>
+              <w:t>Класс точности</w:t>
             </w:r>
           </w:p>
         </w:tc>

--- a/templates/act_installed_meter_ct.docx
+++ b/templates/act_installed_meter_ct.docx
@@ -743,10 +743,10 @@
         <w:tblLook w:val="01E0" w:firstRow="1" w:lastRow="1" w:firstColumn="1" w:lastColumn="1" w:noHBand="0" w:noVBand="0"/>
       </w:tblPr>
       <w:tblGrid>
-        <w:gridCol w:w="2364"/>
         <w:gridCol w:w="2138"/>
-        <w:gridCol w:w="895"/>
-        <w:gridCol w:w="2155"/>
+        <w:gridCol w:w="2138"/>
+        <w:gridCol w:w="957"/>
+        <w:gridCol w:w="2330"/>
         <w:gridCol w:w="1749"/>
         <w:gridCol w:w="1423"/>
       </w:tblGrid>
@@ -960,14 +960,14 @@
           <w:p>
             <w:pPr>
               <w:rPr>
-                <w:sz w:val="22"/>
-                <w:szCs w:val="22"/>
-              </w:rPr>
-            </w:pPr>
-            <w:r>
-              <w:rPr>
-                <w:sz w:val="22"/>
-                <w:szCs w:val="22"/>
+                <w:sz w:val="24"/>
+                <w:szCs w:val="24"/>
+              </w:rPr>
+            </w:pPr>
+            <w:r>
+              <w:rPr>
+                <w:sz w:val="24"/>
+                <w:szCs w:val="24"/>
               </w:rPr>
               <w:t>А(отд.)</w:t>
             </w:r>
@@ -987,14 +987,14 @@
           <w:p>
             <w:pPr>
               <w:rPr>
-                <w:sz w:val="22"/>
-                <w:szCs w:val="22"/>
-              </w:rPr>
-            </w:pPr>
-            <w:r>
-              <w:rPr>
-                <w:sz w:val="22"/>
-                <w:szCs w:val="22"/>
+                <w:sz w:val="24"/>
+                <w:szCs w:val="24"/>
+              </w:rPr>
+            </w:pPr>
+            <w:r>
+              <w:rPr>
+                <w:sz w:val="24"/>
+                <w:szCs w:val="24"/>
               </w:rPr>
               <w:t>{{reading_a_plus}}</w:t>
             </w:r>
@@ -1093,14 +1093,14 @@
           <w:p>
             <w:pPr>
               <w:rPr>
-                <w:sz w:val="22"/>
-                <w:szCs w:val="22"/>
-              </w:rPr>
-            </w:pPr>
-            <w:r>
-              <w:rPr>
-                <w:sz w:val="22"/>
-                <w:szCs w:val="22"/>
+                <w:sz w:val="24"/>
+                <w:szCs w:val="24"/>
+              </w:rPr>
+            </w:pPr>
+            <w:r>
+              <w:rPr>
+                <w:sz w:val="24"/>
+                <w:szCs w:val="24"/>
               </w:rPr>
               <w:t>А(пр.)</w:t>
             </w:r>
@@ -1120,14 +1120,14 @@
           <w:p>
             <w:pPr>
               <w:rPr>
-                <w:sz w:val="22"/>
-                <w:szCs w:val="22"/>
-              </w:rPr>
-            </w:pPr>
-            <w:r>
-              <w:rPr>
-                <w:sz w:val="22"/>
-                <w:szCs w:val="22"/>
+                <w:sz w:val="24"/>
+                <w:szCs w:val="24"/>
+              </w:rPr>
+            </w:pPr>
+            <w:r>
+              <w:rPr>
+                <w:sz w:val="24"/>
+                <w:szCs w:val="24"/>
               </w:rPr>
               <w:t>{{reading_a_minus}}</w:t>
             </w:r>
@@ -1212,14 +1212,14 @@
           <w:p>
             <w:pPr>
               <w:rPr>
-                <w:sz w:val="22"/>
-                <w:szCs w:val="22"/>
-              </w:rPr>
-            </w:pPr>
-            <w:r>
-              <w:rPr>
-                <w:sz w:val="22"/>
-                <w:szCs w:val="22"/>
+                <w:sz w:val="24"/>
+                <w:szCs w:val="24"/>
+              </w:rPr>
+            </w:pPr>
+            <w:r>
+              <w:rPr>
+                <w:sz w:val="24"/>
+                <w:szCs w:val="24"/>
               </w:rPr>
               <w:t>R(отд.)</w:t>
             </w:r>
@@ -1239,14 +1239,14 @@
           <w:p>
             <w:pPr>
               <w:rPr>
-                <w:sz w:val="22"/>
-                <w:szCs w:val="22"/>
-              </w:rPr>
-            </w:pPr>
-            <w:r>
-              <w:rPr>
-                <w:sz w:val="22"/>
-                <w:szCs w:val="22"/>
+                <w:sz w:val="24"/>
+                <w:szCs w:val="24"/>
+              </w:rPr>
+            </w:pPr>
+            <w:r>
+              <w:rPr>
+                <w:sz w:val="24"/>
+                <w:szCs w:val="24"/>
               </w:rPr>
               <w:t>{{reading_r_plus}}</w:t>
             </w:r>
@@ -1331,14 +1331,14 @@
           <w:p>
             <w:pPr>
               <w:rPr>
-                <w:sz w:val="22"/>
-                <w:szCs w:val="22"/>
-              </w:rPr>
-            </w:pPr>
-            <w:r>
-              <w:rPr>
-                <w:sz w:val="22"/>
-                <w:szCs w:val="22"/>
+                <w:sz w:val="24"/>
+                <w:szCs w:val="24"/>
+              </w:rPr>
+            </w:pPr>
+            <w:r>
+              <w:rPr>
+                <w:sz w:val="24"/>
+                <w:szCs w:val="24"/>
               </w:rPr>
               <w:t>R(пр.)</w:t>
             </w:r>
@@ -1358,14 +1358,14 @@
           <w:p>
             <w:pPr>
               <w:rPr>
-                <w:sz w:val="22"/>
-                <w:szCs w:val="22"/>
-              </w:rPr>
-            </w:pPr>
-            <w:r>
-              <w:rPr>
-                <w:sz w:val="22"/>
-                <w:szCs w:val="22"/>
+                <w:sz w:val="24"/>
+                <w:szCs w:val="24"/>
+              </w:rPr>
+            </w:pPr>
+            <w:r>
+              <w:rPr>
+                <w:sz w:val="24"/>
+                <w:szCs w:val="24"/>
               </w:rPr>
               <w:t>{{reading_r_minus}}</w:t>
             </w:r>
